--- a/peerj_submission/main_manuscript_review_copy.docx
+++ b/peerj_submission/main_manuscript_review_copy.docx
@@ -304,7 +304,7 @@
         <w:jc w:val="left"/>
       </w:pPr>
       <w:r>
-        <w:t>Main text (Introduction through Conclusions): approximately 5,154 words</w:t>
+        <w:t>Main text (Introduction through Conclusions): approximately 5,307 words</w:t>
       </w:r>
     </w:p>
     <w:p>
@@ -360,7 +360,7 @@
         <w:rPr>
           <w:sz w:val="24"/>
         </w:rPr>
-        <w:t>No field-specific reporting checklist applies. Statistical reporting follows the journal's requirements for exact p-values, confidence intervals, effect sizes, sample sizes and multiplicity correction. No degrees of freedom are reported because the primary inference uses randomisation and bootstrap procedures rather than parametric tests with a known reference distribution.</w:t>
+        <w:t>No field-specific reporting checklist applies. Statistical reporting follows the journal's requirements for exact p-values, confidence intervals, effect sizes, sample sizes and multiplicity correction. No degrees of freedom are reported because the reported analyses use exploratory sign-flip and approximate bootstrap procedures rather than parametric tests with a known reference distribution.</w:t>
       </w:r>
     </w:p>
     <w:p>
@@ -482,7 +482,7 @@
         <w:jc w:val="left"/>
       </w:pPr>
       <w:r>
-        <w:t>Closed-loop control is a common design pattern in thermal therapy software. Model predictive control has been studied for MR-guided high-intensity focused ultrasound (Sebeke et al., 2019) and magnetic nanoparticle hyperthermia (Abu-Ayyad et al., 2024; Lad et al., 2025). Temperature-feedback controllers have been evaluated on magnetic hyperthermia hardware (Sharma et al., 2023), and earlier work addressed phased-array heating (Kowalski &amp; Jin, 2003). Photothermal and photodynamic therapy couple optical heating, reactive oxygen species (ROS) generation and oxygen consumption (Maleki et al., 2021; Bucharskaya et al., 2022; Khan et al., 2025). A decision that improves one endpoint can degrade another.</w:t>
+        <w:t>Closed-loop control is a common design pattern in thermal therapy software. Model predictive control has been studied for MR-guided high-intensity focused ultrasound (Sebeke et al., 2019) and magnetic nanoparticle hyperthermia (Abu-Ayyad et al., 2024; Lad et al., 2025). Temperature-feedback controllers have been evaluated on magnetic hyperthermia hardware (Sharma et al., 2023), and earlier work addressed phased-array heating (Kowalski &amp; Jin, 2003). Gold-nanorod photothermal models describe optical heating (Maleki et al., 2021). Combined photothermal and photodynamic approaches additionally involve reactive oxygen species (ROS) generation and oxygen consumption (Bucharskaya et al., 2022); graphene-based combinations have also been reviewed (Khan et al., 2025). A decision that improves one endpoint can degrade another.</w:t>
       </w:r>
     </w:p>
     <w:p>
@@ -498,7 +498,7 @@
         <w:jc w:val="left"/>
       </w:pPr>
       <w:r>
-        <w:t xml:space="preserve">Biomedical simulation has a mature vocabulary for exactly this problem. Verification, validation and uncertainty quantification (VVUQ) frameworks require an explicit context of use, a documented evidence base, and a statement of the conditions under which a model is credible (Pathmanathan et al., 2017; Mulugeta et al., 2018; Steinman &amp; Migliavacca, 2018; Erdemir et al., 2020; Santiago et al., 2022). The same discipline has been extended to digital twins for precision medicine (Sel et al., 2025), to multidomain photoacoustic modelling (Akhlaghi et al., 2019), and to mechanism-based oncology models intended for clinical use (Rasheed, San &amp; Kvamsdal, 2020; Collin et al., 2022; Wu et al., 2022). Scientific machine learning supplies the surrogate and discovery tools that make such models tractable (Rudy et al., 2017; Cai et al., 2021; Karniadakis et al., 2021). A comparative controller study must additionally specify a statistical target and sampling design for </w:t>
+        <w:t xml:space="preserve">Biomedical simulation has a mature vocabulary for exactly this problem. Verification, validation and uncertainty quantification (VVUQ) frameworks require an explicit context of use, a documented evidence base, and a statement of the conditions under which a model is credible (Pathmanathan et al., 2017; Mulugeta et al., 2018; Steinman &amp; Migliavacca, 2018; Erdemir et al., 2020; Santiago et al., 2022). The same discipline has been extended to digital twins for precision medicine (Sel et al., 2025), to multidomain photoacoustic modelling (Akhlaghi et al., 2019), and to personalised computational medicine and mechanism-based oncology models (Collin et al., 2022; Wu et al., 2022). Broader digital-twin modelling challenges are reviewed by Rasheed, San &amp; Kvamsdal (2020). Related scientific machine-learning work describes equation discovery and physics-informed modelling (Rudy et al., 2017; Cai et al., 2021; Karniadakis et al., 2021); the present analysis does not use those methods. A comparative controller study must additionally specify a statistical target and sampling design for </w:t>
       </w:r>
       <w:r>
         <w:rPr>
@@ -627,7 +627,7 @@
         <w:jc w:val="left"/>
       </w:pPr>
       <w:r>
-        <w:t>The case study is a one-dimensional radial model of a vascularised tumour spheroid, implemented in Python as a computational testbed. Each simulation uses 96 uniformly spaced radial nodes. Parent draws sample radius between 300 and 800 µm; the large-geometry family multiplies radius by 1.22 and clips it to 300–900 µm. Temperature is advanced with the Pennes bioheat equation using backward Euler integration and a tridiagonal solve. Tissue density is 1060 kg m⁻³, specific heat 3600 J kg⁻¹ K⁻¹ and thermal conductivity 0.50 W m⁻¹ K⁻¹. The actual controller atlas uses 808 nm illumination, 70 × 18 nm nanorods and a medium refractive index of 1.33. Its optical source combines Gans absorption, a radial nanoparticle profile with surface-bias parameter 0.30, and attenuated fluence. The broader simulator supports magnetic heating, but the closed-loop atlas uses the optical source alone.</w:t>
+        <w:t>The case study is a one-dimensional radial model of a vascularised tumour spheroid, implemented in Python as a computational testbed. Each simulation uses 96 uniformly spaced radial nodes. Parent draws sample radius between 300 and 800 µm; the large-geometry family multiplies radius by 1.22 and clips it to 300–900 µm. Temperature is advanced with the Pennes bioheat equation (Pennes, 1948) using backward Euler integration and a tridiagonal solve. The testbed assumes tissue density of 1060 kg m⁻³, specific heat of 3600 J kg⁻¹ K⁻¹ and thermal conductivity of 0.50 W m⁻¹ K⁻¹; these fixed values are modelling assumptions, not measurements from a patient cohort. The actual controller atlas uses 808 nm illumination, 70 × 18 nm nanorods and a medium refractive index of 1.33. Its optical source uses a quasi-static Gans-style spheroidal absorption approximation (Gans, 1912) with a Rakić-style gold dielectric function (Rakić et al., 1998), combined with a radial nanoparticle profile with surface-bias parameter 0.30, and attenuated fluence. The broader simulator supports magnetic heating, but the closed-loop atlas uses the optical source alone.</w:t>
       </w:r>
     </w:p>
     <w:p>
@@ -635,7 +635,7 @@
         <w:jc w:val="left"/>
       </w:pPr>
       <w:r>
-        <w:t>ROS generation is integrated on a 0.5 s substep inside each 10 s control interval. Accumulated singlet-oxygen dose increases while illumination is commanded, at a rate proportional to fluence, local photosensitiser concentration and oxygen saturation. The model includes photobleaching and oxygen replenishment towards 40 µM, starting from a radial oxygen gradient. The ROS threshold is 0.67 mM. Every controller simulation runs for a fixed 3,000 s wall-clock horizon. Light-on time and delivered energy vary with the commands; this is not the earlier fixed-300 s-light-on duty-cycle experiment implemented elsewhere in the repository.</w:t>
+        <w:t>ROS generation is integrated on a 0.5 s substep inside each 10 s control interval. Accumulated singlet-oxygen dose increases while illumination is commanded, at a rate proportional to fluence, local photosensitiser concentration and oxygen saturation. The model includes photobleaching and oxygen replenishment towards 40 µM, starting from a radial oxygen gradient. The photochemical constants, 40 µM oxygen reference and 0.67 mM singlet-oxygen threshold were adopted from the BPD-mediated macroscopic dosimetry model of Kim et al. (2016). That source fitted the threshold in mouse fibrosarcomas under 690 nm illumination. Its transfer to this 808 nm screening model is an assumption, not a validated wavelength-independent dose threshold. Every controller simulation runs for a fixed 3,000 s wall-clock horizon. Light-on time and delivered energy vary with the commands; this is not the earlier fixed-300 s-light-on duty-cycle experiment implemented elsewhere in the repository.</w:t>
       </w:r>
     </w:p>
     <w:p>
@@ -763,7 +763,7 @@
         <w:jc w:val="left"/>
       </w:pPr>
       <w:r>
-        <w:t>The atlas uses three validation seeds (20260720, 20260721, 20260722). Within each seed, one 32-row Latin-hypercube sample supplies perfusion, radius, photosensitiser concentration and nanoparticle volume fraction. Each row is copied into four model families: unchanged baseline, large geometry, low photosensitiser (concentration multiplied by 0.45 and clipped to 0.02–2.0 µM), and slow recovery (perfusion multiplied by 0.55 and clipped to 0.0015–0.030 s⁻¹). Each family variant is simulated under six delays (0, 30, 60, 90, 120, 180 s) and two noise levels (0%, 10%). A controller contributes 3 × 32 × 4 × 12 = 4,608 paired comparisons. Pairing matches seed, family, draw and sensing scenario. The resampling unit retains all four family variants and all 12 scenarios of a parent draw: 96 seed × parent-draw blocks, with 48 paired trials each. The 384 family-specific draw identifiers are not independent parent samples.</w:t>
+        <w:t>The atlas uses three validation seeds (20260720, 20260721, 20260722). Within each seed, one 32-row Latin-hypercube sample (McKay, Beckman &amp; Conover, 1979) supplies perfusion, radius, photosensitiser concentration and nanoparticle volume fraction. Each row is copied into four model families: unchanged baseline, large geometry, low photosensitiser (concentration multiplied by 0.45 and clipped to 0.02–2.0 µM), and slow recovery (perfusion multiplied by 0.55 and clipped to 0.0015–0.030 s⁻¹). Each family variant is simulated under six delays (0, 30, 60, 90, 120, 180 s) and two noise levels (0%, 10%). A controller contributes 3 × 32 × 4 × 12 = 4,608 paired comparisons. Pairing matches seed, family, draw and sensing scenario. The resampling unit retains all four family variants and all 12 scenarios of a parent draw: 96 seed × parent-draw blocks, with 48 paired trials each. The 384 family-specific draw identifiers are not independent parent samples.</w:t>
       </w:r>
     </w:p>
     <w:p>
@@ -898,6 +898,9 @@
         <w:gridCol w:w="1337"/>
       </w:tblGrid>
       <w:tr>
+        <w:trPr>
+          <w:tblHeader/>
+        </w:trPr>
         <w:tc>
           <w:tcPr>
             <w:tcW w:type="dxa" w:w="2229"/>
@@ -1054,7 +1057,7 @@
                 <w:rFonts w:ascii="Times New Roman" w:hAnsi="Times New Roman"/>
                 <w:sz w:val="16"/>
               </w:rPr>
-              <w:t>locked validation (seeds 20260720-22)</w:t>
+              <w:t>validation (seeds 20260720-22)</w:t>
             </w:r>
           </w:p>
         </w:tc>
@@ -1182,7 +1185,7 @@
                 <w:rFonts w:ascii="Times New Roman" w:hAnsi="Times New Roman"/>
                 <w:sz w:val="16"/>
               </w:rPr>
-              <w:t>locked validation (seeds 20260720-22)</w:t>
+              <w:t>validation (seeds 20260720-22)</w:t>
             </w:r>
           </w:p>
         </w:tc>
@@ -1310,7 +1313,7 @@
                 <w:rFonts w:ascii="Times New Roman" w:hAnsi="Times New Roman"/>
                 <w:sz w:val="16"/>
               </w:rPr>
-              <w:t>locked validation (seeds 20260720-22)</w:t>
+              <w:t>validation (seeds 20260720-22)</w:t>
             </w:r>
           </w:p>
         </w:tc>
@@ -1438,7 +1441,7 @@
                 <w:rFonts w:ascii="Times New Roman" w:hAnsi="Times New Roman"/>
                 <w:sz w:val="16"/>
               </w:rPr>
-              <w:t>locked validation (seeds 20260720-22)</w:t>
+              <w:t>validation (seeds 20260720-22)</w:t>
             </w:r>
           </w:p>
         </w:tc>
@@ -1566,7 +1569,7 @@
                 <w:rFonts w:ascii="Times New Roman" w:hAnsi="Times New Roman"/>
                 <w:sz w:val="16"/>
               </w:rPr>
-              <w:t>locked validation (seeds 20260720-22)</w:t>
+              <w:t>validation (seeds 20260720-22)</w:t>
             </w:r>
           </w:p>
         </w:tc>
@@ -1694,7 +1697,7 @@
                 <w:rFonts w:ascii="Times New Roman" w:hAnsi="Times New Roman"/>
                 <w:sz w:val="16"/>
               </w:rPr>
-              <w:t>locked validation (seeds 20260720-22)</w:t>
+              <w:t>validation (seeds 20260720-22)</w:t>
             </w:r>
           </w:p>
         </w:tc>
@@ -1822,7 +1825,7 @@
                 <w:rFonts w:ascii="Times New Roman" w:hAnsi="Times New Roman"/>
                 <w:sz w:val="16"/>
               </w:rPr>
-              <w:t>locked validation (seeds 20260720-22)</w:t>
+              <w:t>validation (seeds 20260720-22)</w:t>
             </w:r>
           </w:p>
         </w:tc>
@@ -1950,7 +1953,7 @@
                 <w:rFonts w:ascii="Times New Roman" w:hAnsi="Times New Roman"/>
                 <w:sz w:val="16"/>
               </w:rPr>
-              <w:t>locked validation (seeds 20260720-22)</w:t>
+              <w:t>validation (seeds 20260720-22)</w:t>
             </w:r>
           </w:p>
         </w:tc>
@@ -2078,7 +2081,7 @@
                 <w:rFonts w:ascii="Times New Roman" w:hAnsi="Times New Roman"/>
                 <w:sz w:val="16"/>
               </w:rPr>
-              <w:t>locked validation (seeds 20260720-22)</w:t>
+              <w:t>validation (seeds 20260720-22)</w:t>
             </w:r>
           </w:p>
         </w:tc>
@@ -2206,7 +2209,7 @@
                 <w:rFonts w:ascii="Times New Roman" w:hAnsi="Times New Roman"/>
                 <w:sz w:val="16"/>
               </w:rPr>
-              <w:t>locked validation (seeds 20260720-22)</w:t>
+              <w:t>validation (seeds 20260720-22)</w:t>
             </w:r>
           </w:p>
         </w:tc>
@@ -2334,7 +2337,7 @@
                 <w:rFonts w:ascii="Times New Roman" w:hAnsi="Times New Roman"/>
                 <w:sz w:val="16"/>
               </w:rPr>
-              <w:t>locked validation (seeds 20260720-22)</w:t>
+              <w:t>validation (seeds 20260720-22)</w:t>
             </w:r>
           </w:p>
         </w:tc>
@@ -2462,7 +2465,7 @@
                 <w:rFonts w:ascii="Times New Roman" w:hAnsi="Times New Roman"/>
                 <w:sz w:val="16"/>
               </w:rPr>
-              <w:t>locked validation (seeds 20260720-22)</w:t>
+              <w:t>validation (seeds 20260720-22)</w:t>
             </w:r>
           </w:p>
         </w:tc>
@@ -3289,6 +3292,9 @@
         <w:gridCol w:w="4191"/>
       </w:tblGrid>
       <w:tr>
+        <w:trPr>
+          <w:tblHeader/>
+        </w:trPr>
         <w:tc>
           <w:tcPr>
             <w:tcW w:type="dxa" w:w="1816"/>
@@ -4178,6 +4184,9 @@
         <w:gridCol w:w="922"/>
       </w:tblGrid>
       <w:tr>
+        <w:trPr>
+          <w:tblHeader/>
+        </w:trPr>
         <w:tc>
           <w:tcPr>
             <w:tcW w:type="dxa" w:w="1985"/>
@@ -4933,7 +4942,7 @@
           <w:i/>
           <w:sz w:val="18"/>
         </w:rPr>
-        <w:t>All 4,608 paired trials per controller (96 parent blocks; four families × 12 scenarios per block). Change is the paired risk difference against the same full-feedback baseline, with a 95% approximate seed-stratified parent-block bootstrap interval (10,000 replicates) and an exploratory sign-flip p-value (20,000 permutations). MDE is an approximate unadjusted normal-theory precision summary at 80% power, not a guarantee for Holm or sign-flip testing. It uses the observed bootstrap standard error. Overall contrasts are descriptive; the declared exploratory multiplicity family is the 12 controller × band contrasts in Table 3.</w:t>
+        <w:t>All 4,608 paired trials per controller (96 parent blocks; four families × 12 scenarios per block). Change is the paired risk difference against the same full-feedback baseline, with a 95% approximate seed-stratified parent-block bootstrap interval (10,000 replicates) and an exploratory sign-flip p-value (20,000 sign vectors). MDE is an approximate unadjusted normal-theory precision summary at 80% power, not a guarantee for Holm or sign-flip testing. It uses the observed bootstrap standard error. Overall contrasts are descriptive; the declared exploratory multiplicity family is the 12 controller × band contrasts in Table 3.</w:t>
       </w:r>
     </w:p>
     <w:p/>
@@ -5063,6 +5072,9 @@
         <w:gridCol w:w="1066"/>
       </w:tblGrid>
       <w:tr>
+        <w:trPr>
+          <w:tblHeader/>
+        </w:trPr>
         <w:tc>
           <w:tcPr>
             <w:tcW w:type="dxa" w:w="1777"/>
@@ -5711,6 +5723,9 @@
         <w:gridCol w:w="780"/>
       </w:tblGrid>
       <w:tr>
+        <w:trPr>
+          <w:tblHeader/>
+        </w:trPr>
         <w:tc>
           <w:tcPr>
             <w:tcW w:type="dxa" w:w="1755"/>
@@ -8388,6 +8403,9 @@
         <w:gridCol w:w="1498"/>
       </w:tblGrid>
       <w:tr>
+        <w:trPr>
+          <w:tblHeader/>
+        </w:trPr>
         <w:tc>
           <w:tcPr>
             <w:tcW w:type="dxa" w:w="3182"/>
@@ -9055,7 +9073,7 @@
         <w:jc w:val="left"/>
       </w:pPr>
       <w:r>
-        <w:t>This is the same phenomenon that the multiverse and specification-curve literature documents in the social sciences (Simmons, Nelson &amp; Simonsohn, 2011; Steegen et al., 2016; Simonsohn, Simmons &amp; Nelson, 2020), and that benchmark studies document in machine learning (Henderson et al., 2018; Agarwal et al., 2021; Pineau et al., 2021). In this case study, the same concerns arise in therapy-software evaluation. Model credibility and comparative performance are distinct questions, and reproducible outputs can still support an invalid interpretation if sampling and scoring assumptions are not audited.</w:t>
+        <w:t>These concerns are consistent with those described in the multiverse and specification-curve literature in the social sciences (Simmons, Nelson &amp; Simonsohn, 2011; Steegen et al., 2016; Simonsohn, Simmons &amp; Nelson, 2020), and that benchmark studies document in machine learning (Henderson et al., 2018; Agarwal et al., 2021; Pineau et al., 2021). In this case study, the same concerns arise in therapy-software evaluation. Model credibility and comparative performance are distinct questions, and reproducible outputs can still support an invalid interpretation if sampling and scoring assumptions are not audited.</w:t>
       </w:r>
     </w:p>
     <w:p>
@@ -9088,7 +9106,7 @@
         <w:jc w:val="left"/>
       </w:pPr>
       <w:r>
-        <w:t>The VVUQ literature supplies the framing for the credibility question (Pathmanathan et al., 2017; Mulugeta et al., 2018; Steinman &amp; Migliavacca, 2018; Erdemir et al., 2020; Santiago et al., 2022; Sel et al., 2025) and for the specific case of imaging and oncology models (Akhlaghi et al., 2019; Collin et al., 2022; Wu et al., 2022). Our contribution is complementary: we assume the model is credible enough to serve as a testbed and ask a comparative question about decision rules within it. The two questions are different, and a credible model can still yield an unsupported controller ranking if the comparison is not designed.</w:t>
+        <w:t>The VVUQ literature supplies the framing for the credibility question (Pathmanathan et al., 2017; Mulugeta et al., 2018; Steinman &amp; Migliavacca, 2018; Erdemir et al., 2020; Santiago et al., 2022; Sel et al., 2025) and for the specific case of imaging and oncology models (Akhlaghi et al., 2019; Collin et al., 2022; Wu et al., 2022). Our contribution is complementary: we use the existing model as a defined software testbed and ask a comparative question about decision rules within it, without asserting independent biophysical validation. The two questions are different, and a credible model can still yield an unsupported controller ranking if the comparison is not designed.</w:t>
       </w:r>
     </w:p>
     <w:p>
@@ -9096,7 +9114,7 @@
         <w:jc w:val="left"/>
       </w:pPr>
       <w:r>
-        <w:t>The statistical components are established: bootstrap methods (Efron &amp; Tibshirani, 1993; DiCiccio &amp; Efron, 1996), sign-flip inference under exchangeability (Winkler et al., 2014), Holm adjustment (Holm, 1979), and Pareto analysis (Verma, Pant &amp; Snasel, 2021). Their implementation must be checked against the actual data-generating process. This study does not validate a new inferential method. It supplies an auditable case study and software workflow that expose sampling, scoring and endpoint assumptions.</w:t>
+        <w:t>The statistical components are established: bootstrap methods (Efron &amp; Tibshirani, 1993; DiCiccio &amp; Efron, 1996), sign-flip inference under an appropriate sign-symmetry assumption (Winkler et al., 2014), Holm adjustment (Holm, 1979), and Pareto analysis (Verma, Pant &amp; Snasel, 2021). Their implementation must be checked against the actual data-generating process. This study does not validate a new inferential method. It supplies an auditable case study and software workflow that expose sampling, scoring and endpoint assumptions.</w:t>
       </w:r>
     </w:p>
     <w:p>
@@ -9154,7 +9172,7 @@
         <w:jc w:val="left"/>
       </w:pPr>
       <w:r>
-        <w:t>The model is a one-dimensional radial screening representation, without angular heterogeneity, discrete vasculature or full optical transport. Its endpoints weight radial nodes equally, so central and peripheral tissue volumes do not receive spherical-volume weights. Final-time heating does not capture cumulative thermal dose or maximum temperature over treatment. The composite threshold has not been clinically validated. The retrospective score includes baseline treatment information and has modest discrimination and imperfect calibration. Consequently, none of the band results supports patient selection or clinical benefit.</w:t>
+        <w:t>The model is a one-dimensional radial screening representation, without angular heterogeneity, discrete vasculature or full optical transport. Its endpoints weight radial nodes equally, so central and peripheral tissue volumes do not receive spherical-volume weights. Final-time heating does not capture cumulative thermal dose or maximum temperature over treatment. The composite threshold has not been clinically validated. The optical implementation and transfer of BPD photochemical parameters to 808 nm have not been independently validated against the cited source experiments; those references establish model provenance rather than validation of this atlas. The retrospective score includes baseline treatment information and has modest discrimination and imperfect calibration. Consequently, none of the band results supports patient selection or clinical benefit.</w:t>
       </w:r>
     </w:p>
     <w:p>
@@ -9285,7 +9303,7 @@
         <w:t>Advances in Neural Information Processing Systems</w:t>
       </w:r>
       <w:r>
-        <w:t xml:space="preserve"> 34. Available at https://arxiv.org/abs/2108.13264</w:t>
+        <w:t xml:space="preserve"> 34:29304-29320. Available at https://proceedings.neurips.cc/paper/2021/hash/f514cec81cb148559cf475e7426eed5e-Abstract.html</w:t>
       </w:r>
     </w:p>
     <w:p>
@@ -9463,6 +9481,23 @@
         <w:jc w:val="left"/>
       </w:pPr>
       <w:r>
+        <w:t xml:space="preserve">Gans R. 1912. Über die Form ultramikroskopischer Goldteilchen. </w:t>
+      </w:r>
+      <w:r>
+        <w:rPr>
+          <w:i/>
+        </w:rPr>
+        <w:t>Annalen der Physik</w:t>
+      </w:r>
+      <w:r>
+        <w:t xml:space="preserve"> 342(5):881-900. DOI: 10.1002/andp.19123420503.</w:t>
+      </w:r>
+    </w:p>
+    <w:p>
+      <w:pPr>
+        <w:jc w:val="left"/>
+      </w:pPr>
+      <w:r>
         <w:t xml:space="preserve">Harris CR, Millman KJ, van der Walt SJ, Gommers R, Virtanen P, Cournapeau D, Wieser E, Taylor J, Berg S, Smith NJ, Kern R, Picus M, Hoyer S, van Kerkwijk MH, Brett M, Haldane A, del Río JF, Wiebe M, Peterson P, Gérard-Marchant P, Sheppard K, Reddy T, Weckesser W, Abbasi H, Gohlke C, Oliphant TE. 2020. Array programming with NumPy. </w:t>
       </w:r>
       <w:r>
@@ -9472,7 +9507,7 @@
         <w:t>Nature</w:t>
       </w:r>
       <w:r>
-        <w:t xml:space="preserve"> 585:357-362. DOI: 10.1038/s41586-020-2649-2.</w:t>
+        <w:t xml:space="preserve"> 585(7825):357-362. DOI: 10.1038/s41586-020-2649-2.</w:t>
       </w:r>
     </w:p>
     <w:p>
@@ -9489,7 +9524,7 @@
         <w:t>Proceedings of the AAAI Conference on Artificial Intelligence</w:t>
       </w:r>
       <w:r>
-        <w:t xml:space="preserve"> 32(1). DOI: 10.1609/aaai.v32i1.11694.</w:t>
+        <w:t xml:space="preserve"> 32(1):3207-3214. DOI: 10.1609/aaai.v32i1.11694.</w:t>
       </w:r>
     </w:p>
     <w:p>
@@ -9565,6 +9600,23 @@
         <w:jc w:val="left"/>
       </w:pPr>
       <w:r>
+        <w:t xml:space="preserve">Kim MM, Penjweini R, Liang X, Zhu TC. 2016. Explicit macroscopic singlet oxygen modeling for benzoporphyrin derivative monoacid ring A (BPD)-mediated photodynamic therapy. </w:t>
+      </w:r>
+      <w:r>
+        <w:rPr>
+          <w:i/>
+        </w:rPr>
+        <w:t>Journal of Photochemistry and Photobiology B: Biology</w:t>
+      </w:r>
+      <w:r>
+        <w:t xml:space="preserve"> 164:314-322. DOI: 10.1016/j.jphotobiol.2016.09.031.</w:t>
+      </w:r>
+    </w:p>
+    <w:p>
+      <w:pPr>
+        <w:jc w:val="left"/>
+      </w:pPr>
+      <w:r>
         <w:t xml:space="preserve">Kowalski ME, Jin JM. 2003. A temperature-based feedback control system for electromagnetic phased-array hyperthermia: theory and simulation. </w:t>
       </w:r>
       <w:r>
@@ -9616,6 +9668,23 @@
         <w:jc w:val="left"/>
       </w:pPr>
       <w:r>
+        <w:t xml:space="preserve">McKay MD, Beckman RJ, Conover WJ. 1979. A comparison of three methods for selecting values of input variables in the analysis of output from a computer code. </w:t>
+      </w:r>
+      <w:r>
+        <w:rPr>
+          <w:i/>
+        </w:rPr>
+        <w:t>Technometrics</w:t>
+      </w:r>
+      <w:r>
+        <w:t xml:space="preserve"> 21(2):239-245. DOI: 10.1080/00401706.1979.10489755.</w:t>
+      </w:r>
+    </w:p>
+    <w:p>
+      <w:pPr>
+        <w:jc w:val="left"/>
+      </w:pPr>
+      <w:r>
         <w:t xml:space="preserve">McKinney W. 2010. Data structures for statistical computing in Python. </w:t>
       </w:r>
       <w:r>
@@ -9633,7 +9702,7 @@
         <w:jc w:val="left"/>
       </w:pPr>
       <w:r>
-        <w:t xml:space="preserve">Mulugeta L, Drach A, Erdemir A, Hunt CA, Horner M, Ku JP, Myers JG, Vadigepalli R, Lytton WW. 2018. Credibility, replicability, and reproducibility in simulation for biomedicine and clinical applications in neuroscience. </w:t>
+        <w:t xml:space="preserve">Mulugeta L, Drach A, Erdemir A, Hunt CA, Horner M, Ku JP, Myers JG Jr, Vadigepalli R, Lytton WW. 2018. Credibility, replicability, and reproducibility in simulation for biomedicine and clinical applications in neuroscience. </w:t>
       </w:r>
       <w:r>
         <w:rPr>
@@ -9667,6 +9736,23 @@
         <w:jc w:val="left"/>
       </w:pPr>
       <w:r>
+        <w:t xml:space="preserve">Pennes HH. 1948. Analysis of tissue and arterial blood temperatures in the resting human forearm. </w:t>
+      </w:r>
+      <w:r>
+        <w:rPr>
+          <w:i/>
+        </w:rPr>
+        <w:t>Journal of Applied Physiology</w:t>
+      </w:r>
+      <w:r>
+        <w:t xml:space="preserve"> 1(2):93-122. DOI: 10.1152/jappl.1948.1.2.93.</w:t>
+      </w:r>
+    </w:p>
+    <w:p>
+      <w:pPr>
+        <w:jc w:val="left"/>
+      </w:pPr>
+      <w:r>
         <w:t xml:space="preserve">Pineau J, Vincent-Lamarre P, Sinha K, Lariviere V, Beygelzimer A, d'Alche-Buc F, Fox E, Larochelle H. 2021. Improving reproducibility in machine learning research (a report from the NeurIPS 2019 reproducibility program). </w:t>
       </w:r>
       <w:r>
@@ -9676,7 +9762,24 @@
         <w:t>Journal of Machine Learning Research</w:t>
       </w:r>
       <w:r>
-        <w:t xml:space="preserve"> 22(164):1-20.</w:t>
+        <w:t xml:space="preserve"> 22(164):1-20. Available at https://jmlr.org/papers/v22/20-303.html</w:t>
+      </w:r>
+    </w:p>
+    <w:p>
+      <w:pPr>
+        <w:jc w:val="left"/>
+      </w:pPr>
+      <w:r>
+        <w:t xml:space="preserve">Rakić AD, Djurišić AB, Elazar JM, Majewski ML. 1998. Optical properties of metallic films for vertical-cavity optoelectronic devices. </w:t>
+      </w:r>
+      <w:r>
+        <w:rPr>
+          <w:i/>
+        </w:rPr>
+        <w:t>Applied Optics</w:t>
+      </w:r>
+      <w:r>
+        <w:t xml:space="preserve"> 37(22):5271-5283. DOI: 10.1364/AO.37.005271.</w:t>
       </w:r>
     </w:p>
     <w:p>
@@ -9735,7 +9838,7 @@
         <w:jc w:val="left"/>
       </w:pPr>
       <w:r>
-        <w:t xml:space="preserve">Santiago A, Butakoff C, Eguzkitza B, Gray RA, May-Newman K, Pathmanathan P, Vu V, Vazquez M. 2022. Design and execution of a verification, validation, and uncertainty quantification plan for a numerical model of left ventricular flow after LVAD implantation. </w:t>
+        <w:t xml:space="preserve">Santiago A, Butakoff C, Eguzkitza B, Gray RA, May-Newman K, Pathmanathan P, Vu V, Vázquez M. 2022. Design and execution of a verification, validation, and uncertainty quantification plan for a numerical model of left ventricular flow after LVAD implantation. </w:t>
       </w:r>
       <w:r>
         <w:rPr>
@@ -9752,7 +9855,7 @@
         <w:jc w:val="left"/>
       </w:pPr>
       <w:r>
-        <w:t xml:space="preserve">Sebeke L, Deenen DA, Maljaars E, Heijman E, de Jager B, Heemels WPMH, Grull H. 2019. Model predictive control for MR-HIFU-mediated, uniform hyperthermia. </w:t>
+        <w:t xml:space="preserve">Sebeke L, Deenen DA, Maljaars E, Heijman E, de Jager B, Heemels WPMH, Grüll H. 2019. Model predictive control for MR-HIFU-mediated, uniform hyperthermia. </w:t>
       </w:r>
       <w:r>
         <w:rPr>
@@ -9761,7 +9864,7 @@
         <w:t>International Journal of Hyperthermia</w:t>
       </w:r>
       <w:r>
-        <w:t xml:space="preserve"> 36(1):1039-1049. DOI: 10.1080/02656736.2019.1668065.</w:t>
+        <w:t xml:space="preserve"> 36(1):1040-1050. DOI: 10.1080/02656736.2019.1668065.</w:t>
       </w:r>
     </w:p>
     <w:p>
@@ -9888,7 +9991,7 @@
         <w:jc w:val="left"/>
       </w:pPr>
       <w:r>
-        <w:t xml:space="preserve">Virtanen P, Gommers R, Oliphant TE, Haberland M, Reddy T, Cournapeau D, Burovski E, Peterson P, Weckesser W, Bright J, van der Walt SJ, Brett M, Wilson J, Millman KJ, Mayorov N, Nelson ARJ, Jones E, Kern R, Larson E, Carey CJ, Polat İ, Feng Y, Moore EW, VanderPlas J, Laxalde D, Perktold J, Cimrman R, Henriksen I, Quintero EA, Harris CR, Archibald AM, Ribeiro AH, Pedregosa F, van Mulbregt P, SciPy 1.0 Contributors, Vijaykumar A, Bardelli AP, Rothberg A, Hilboll A, Kloeckner A, Scopatz A, Lee A, Rokem A, Woods CN, Fulton C, Masson C, Häggström C, Fitzgerald C, Nicholson DA, Hagen DR, Pasechnik DV, Olivetti E, Martin E, Wieser E, Silva F, Lenders F, Wilhelm F, Young G, Price GA, Ingold GL, Allen GE, Lee GR, Audren H, Probst I, Dietrich JP, Silterra J, Webber JT, Slavič J, Nothman J, Buchner J, Kulick J, Schönberger JL, de Miranda Cardoso JV, Reimer J, Harrington J, Rodríguez JLC, Nunez-Iglesias J, Kuczynski J, Tritz K, Thoma M, Newville M, Kümmerer M, Bolingbroke M, Tartre M, Pak M, Smith NJ, Nowaczyk N, Shebanov N, Pavlyk O, Brodtkorb PA, Lee P, McGibbon RT, Feldbauer R, Lewis S, Tygier S, Sievert S, Vigna S, Peterson S, More S, Pudlik T, Oshima T, Pingel TJ, Robitaille TP, Spura T, Jones TR, Cera T, Leslie T, Zito T, Krauss T, Upadhyay U, Halchenko YO, Vázquez-Baeza Y. 2020. SciPy 1.0: fundamental algorithms for scientific computing in Python. </w:t>
+        <w:t xml:space="preserve">Virtanen P, Gommers R, Oliphant TE, Haberland M, Reddy T, Cournapeau D, Burovski E, Peterson P, Weckesser W, Bright J, van der Walt SJ, Brett M, Wilson J, Millman KJ, Mayorov N, Nelson ARJ, Jones E, Kern R, Larson E, Carey CJ, Polat İ, Feng Y, Moore EW, VanderPlas J, Laxalde D, Perktold J, Cimrman R, Henriksen I, Quintero EA, Harris CR, Archibald AM, Ribeiro AH, Pedregosa F, van Mulbregt P, SciPy 1.0 Contributors. 2020. SciPy 1.0: fundamental algorithms for scientific computing in Python. </w:t>
       </w:r>
       <w:r>
         <w:rPr>
@@ -9897,7 +10000,7 @@
         <w:t>Nature Methods</w:t>
       </w:r>
       <w:r>
-        <w:t xml:space="preserve"> 17:261-272. DOI: 10.1038/s41592-019-0686-2.</w:t>
+        <w:t xml:space="preserve"> 17(3):261-272. DOI: 10.1038/s41592-019-0686-2.</w:t>
       </w:r>
     </w:p>
     <w:p>
@@ -10064,7 +10167,7 @@
         <w:jc w:val="left"/>
       </w:pPr>
       <w:r>
-        <w:t>The original trial data and earlier analysis are archived at Zenodo (DOI: 10.5281/zenodo.23726433, version 1.0.0). The revised manuscript, analysis and generated results are supplied in the public repository https://github.com/Javad-Alizargar/locked-paired-validation-therapy-controllers (revision release v1.1.0). The original DOI identifies the earlier version and must not be interpreted as an archive of this revision. The complete revised code and data package is also supplied as Supplemental Code S1 for review.</w:t>
+        <w:t>The original trial data and earlier analysis are archived at Zenodo (DOI: 10.5281/zenodo.23726433, version 1.0.0). The revised manuscript, analysis and generated results are supplied in the public repository https://github.com/Javad-Alizargar/locked-paired-validation-therapy-controllers (revision release v1.1.1). The original DOI identifies the earlier version and must not be interpreted as an archive of this revision. The complete revised code and data package is also supplied as Supplemental Code S1 for review.</w:t>
       </w:r>
     </w:p>
     <w:p>
